--- a/1-Information/Information Collections.docx
+++ b/1-Information/Information Collections.docx
@@ -50,10 +50,7 @@
         <w:t xml:space="preserve">Last id recorded: </w:t>
       </w:r>
       <w:r>
-        <w:t>4</w:t>
-      </w:r>
-      <w:r>
-        <w:t>6</w:t>
+        <w:t>47</w:t>
       </w:r>
     </w:p>
     <w:p>
@@ -810,13 +807,15 @@
         <w:t>Storyboards</w:t>
       </w:r>
     </w:p>
-    <w:p/>
     <w:p>
       <w:pPr>
         <w:pStyle w:val="Heading2"/>
       </w:pPr>
       <w:r>
-        <w:t>Education</w:t>
+        <w:t>R</w:t>
+      </w:r>
+      <w:r>
+        <w:t>eligion</w:t>
       </w:r>
     </w:p>
     <w:p>
@@ -824,7 +823,7 @@
         <w:pStyle w:val="Heading3"/>
       </w:pPr>
       <w:r>
-        <w:t>Basics</w:t>
+        <w:t xml:space="preserve">Islamic </w:t>
       </w:r>
     </w:p>
     <w:p>
@@ -836,6 +835,45 @@
         </w:numPr>
       </w:pPr>
       <w:r>
+        <w:t>47</w:t>
+      </w:r>
+      <w:r>
+        <w:t xml:space="preserve">: </w:t>
+      </w:r>
+      <w:r>
+        <w:rPr>
+          <w:rFonts w:cs="Arial"/>
+          <w:rtl/>
+        </w:rPr>
+        <w:t>الوضوء والصلاة</w:t>
+      </w:r>
+    </w:p>
+    <w:p/>
+    <w:p>
+      <w:pPr>
+        <w:pStyle w:val="Heading2"/>
+      </w:pPr>
+      <w:r>
+        <w:t>Education</w:t>
+      </w:r>
+    </w:p>
+    <w:p>
+      <w:pPr>
+        <w:pStyle w:val="Heading3"/>
+      </w:pPr>
+      <w:r>
+        <w:t>Basics</w:t>
+      </w:r>
+    </w:p>
+    <w:p>
+      <w:pPr>
+        <w:pStyle w:val="ListParagraph"/>
+        <w:numPr>
+          <w:ilvl w:val="0"/>
+          <w:numId w:val="4"/>
+        </w:numPr>
+      </w:pPr>
+      <w:r>
         <w:t xml:space="preserve">18: </w:t>
       </w:r>
       <w:r>
@@ -851,6 +889,7 @@
         </w:numPr>
       </w:pPr>
       <w:r>
+        <w:lastRenderedPageBreak/>
         <w:t xml:space="preserve">19: </w:t>
       </w:r>
       <w:r>
@@ -926,7 +965,6 @@
         </w:numPr>
       </w:pPr>
       <w:r>
-        <w:lastRenderedPageBreak/>
         <w:t xml:space="preserve">24: </w:t>
       </w:r>
       <w:r>
@@ -959,10 +997,7 @@
         </w:numPr>
       </w:pPr>
       <w:r>
-        <w:t>46</w:t>
-      </w:r>
-      <w:r>
-        <w:t xml:space="preserve">: </w:t>
+        <w:t xml:space="preserve">46: </w:t>
       </w:r>
       <w:r>
         <w:t>Privacy, or the mean, malicious, and ignorant of privacy, the gossip, and the intrusive person</w:t>
